--- a/model/dataTemp/ThapNhan.docx
+++ b/model/dataTemp/ThapNhan.docx
@@ -5,275 +5,34 @@
     <w:p>
       <w:pPr>
         <w:rPr>
-          <w:b/>
-          <w:bCs/>
           <w:i/>
           <w:iCs/>
         </w:rPr>
       </w:pPr>
       <w:r>
         <w:rPr>
-          <w:b/>
-          <w:bCs/>
-          <w:i/>
-          <w:iCs/>
-        </w:rPr>
-        <w:t>Tháp Nhạn Phú Yên - Ngọn Tháp cổ xưa của người Chăm ẩn chứa nhiều điều lý thú</w:t>
+          <w:i/>
+          <w:iCs/>
+        </w:rPr>
+        <w:t xml:space="preserve">Tháp </w:t>
+      </w:r>
+      <w:r>
+        <w:rPr>
+          <w:i/>
+          <w:iCs/>
+        </w:rPr>
+        <w:t>Nhạn Phú Yên là thắng cảnh nổi tiếng đã để lại nhiều ấn tượng đẹp với biết bao du khách khi đặt chân đến khám phá xứ hoa vàng cỏ xanh. Là biểu tượng của nền văn hóa Chăm Pa, Tháp Nhạn được xây dựng khoảng thế kỷ 12 ở sườn đông ngọn núi Nhạn, cao 64m so với mực nước biển. Đây cũng chính là chốn check-in không thể bỏ qua của những tín đồ đam mê sống ảo.</w:t>
       </w:r>
     </w:p>
     <w:p>
       <w:pPr>
         <w:rPr>
-          <w:b/>
-          <w:bCs/>
           <w:i/>
           <w:iCs/>
         </w:rPr>
       </w:pPr>
       <w:r>
         <w:rPr>
-          <w:b/>
-          <w:bCs/>
-          <w:i/>
-          <w:iCs/>
-        </w:rPr>
-        <w:t>23.07.2025 | 164,887 lượt xem</w:t>
-      </w:r>
-    </w:p>
-    <w:p>
-      <w:pPr>
-        <w:rPr>
-          <w:b/>
-          <w:bCs/>
-          <w:i/>
-          <w:iCs/>
-        </w:rPr>
-      </w:pPr>
-      <w:r>
-        <w:rPr>
-          <w:b/>
-          <w:bCs/>
-          <w:i/>
-          <w:iCs/>
-        </w:rPr>
-        <w:t>Tháp Nhạn Phú Yên là thắng cảnh nổi tiếng đã để lại nhiều ấn tượng đẹp với biết bao du khách khi đặt chân đến khám phá xứ hoa vàng cỏ xanh. Là biểu tượng của nền văn hóa Chăm Pa, Tháp Nhạn được xây dựng khoảng thế kỷ 12 ở sườn đông ngọn núi Nhạn, cao 64m so với mực nước biển. Đây cũng chính là chốn check-in không thể bỏ qua của những tín đồ đam mê sống ảo.</w:t>
-      </w:r>
-    </w:p>
-    <w:p>
-      <w:pPr>
-        <w:rPr>
-          <w:b/>
-          <w:bCs/>
-          <w:i/>
-          <w:iCs/>
-        </w:rPr>
-      </w:pPr>
-      <w:r>
-        <w:rPr>
-          <w:b/>
-          <w:bCs/>
-          <w:i/>
-          <w:iCs/>
-        </w:rPr>
-        <w:t>Xem nhanh</w:t>
-      </w:r>
-    </w:p>
-    <w:p>
-      <w:pPr>
-        <w:rPr>
-          <w:b/>
-          <w:bCs/>
-          <w:i/>
-          <w:iCs/>
-        </w:rPr>
-      </w:pPr>
-      <w:hyperlink r:id="rId5" w:anchor="menu-1" w:history="1">
-        <w:r>
-          <w:rPr>
-            <w:rStyle w:val="Hyperlink"/>
-            <w:b/>
-            <w:bCs/>
-            <w:i/>
-            <w:iCs/>
-          </w:rPr>
-          <w:t>1. Tổng quan về lịch sử Tháp Nhạn Phú Yên</w:t>
-        </w:r>
-      </w:hyperlink>
-      <w:hyperlink r:id="rId6" w:anchor="menu-2" w:history="1">
-        <w:r>
-          <w:rPr>
-            <w:rStyle w:val="Hyperlink"/>
-            <w:b/>
-            <w:bCs/>
-            <w:i/>
-            <w:iCs/>
-          </w:rPr>
-          <w:t>2. Hướng dẫn di chuyển đến Tháp Nhạn Phú Yên</w:t>
-        </w:r>
-      </w:hyperlink>
-      <w:hyperlink r:id="rId7" w:anchor="menu-3" w:history="1">
-        <w:r>
-          <w:rPr>
-            <w:rStyle w:val="Hyperlink"/>
-            <w:b/>
-            <w:bCs/>
-            <w:i/>
-            <w:iCs/>
-          </w:rPr>
-          <w:t>3. Tháp Nhạn Phú Yên có gì hấp dẫn?</w:t>
-        </w:r>
-      </w:hyperlink>
-      <w:hyperlink r:id="rId8" w:anchor="menu-3-1" w:history="1">
-        <w:r>
-          <w:rPr>
-            <w:rStyle w:val="Hyperlink"/>
-            <w:b/>
-            <w:bCs/>
-            <w:i/>
-            <w:iCs/>
-          </w:rPr>
-          <w:t>3.1 Kiến trúc độc đáo của Tháp Nhạn Phú Yên</w:t>
-        </w:r>
-      </w:hyperlink>
-      <w:hyperlink r:id="rId9" w:anchor="menu-3-2" w:history="1">
-        <w:r>
-          <w:rPr>
-            <w:rStyle w:val="Hyperlink"/>
-            <w:b/>
-            <w:bCs/>
-            <w:i/>
-            <w:iCs/>
-          </w:rPr>
-          <w:t>3.2 Nơi tổ chức các lễ hội và nhiều chương trình nghệ thuật đặc sắc</w:t>
-        </w:r>
-      </w:hyperlink>
-      <w:hyperlink r:id="rId10" w:anchor="menu-4" w:history="1">
-        <w:r>
-          <w:rPr>
-            <w:rStyle w:val="Hyperlink"/>
-            <w:b/>
-            <w:bCs/>
-            <w:i/>
-            <w:iCs/>
-          </w:rPr>
-          <w:t>4. Một số lưu ý khi tham quan Tháp Nhạn Phú Yên</w:t>
-        </w:r>
-      </w:hyperlink>
-    </w:p>
-    <w:p>
-      <w:pPr>
-        <w:rPr>
-          <w:b/>
-          <w:bCs/>
-          <w:i/>
-          <w:iCs/>
-        </w:rPr>
-      </w:pPr>
-      <w:r>
-        <w:rPr>
-          <w:b/>
-          <w:bCs/>
-          <w:i/>
-          <w:iCs/>
-        </w:rPr>
-        <w:t>Xem nhanh</w:t>
-      </w:r>
-    </w:p>
-    <w:p>
-      <w:pPr>
-        <w:rPr>
-          <w:b/>
-          <w:bCs/>
-          <w:i/>
-          <w:iCs/>
-        </w:rPr>
-      </w:pPr>
-      <w:hyperlink r:id="rId11" w:anchor="menu-1" w:history="1">
-        <w:r>
-          <w:rPr>
-            <w:rStyle w:val="Hyperlink"/>
-            <w:b/>
-            <w:bCs/>
-            <w:i/>
-            <w:iCs/>
-          </w:rPr>
-          <w:t>1. Tổng quan về lịch sử Tháp Nhạn Phú Yên</w:t>
-        </w:r>
-      </w:hyperlink>
-      <w:hyperlink r:id="rId12" w:anchor="menu-2" w:history="1">
-        <w:r>
-          <w:rPr>
-            <w:rStyle w:val="Hyperlink"/>
-            <w:b/>
-            <w:bCs/>
-            <w:i/>
-            <w:iCs/>
-          </w:rPr>
-          <w:t>2. Hướng dẫn di chuyển đến Tháp Nhạn Phú Yên</w:t>
-        </w:r>
-      </w:hyperlink>
-      <w:hyperlink r:id="rId13" w:anchor="menu-3" w:history="1">
-        <w:r>
-          <w:rPr>
-            <w:rStyle w:val="Hyperlink"/>
-            <w:b/>
-            <w:bCs/>
-            <w:i/>
-            <w:iCs/>
-          </w:rPr>
-          <w:t>3. Tháp Nhạn Phú Yên có gì hấp dẫn?</w:t>
-        </w:r>
-      </w:hyperlink>
-      <w:hyperlink r:id="rId14" w:anchor="menu-3-1" w:history="1">
-        <w:r>
-          <w:rPr>
-            <w:rStyle w:val="Hyperlink"/>
-            <w:b/>
-            <w:bCs/>
-            <w:i/>
-            <w:iCs/>
-          </w:rPr>
-          <w:t>3.1 Kiến trúc độc đáo của Tháp Nhạn Phú Yên</w:t>
-        </w:r>
-      </w:hyperlink>
-      <w:hyperlink r:id="rId15" w:anchor="menu-3-2" w:history="1">
-        <w:r>
-          <w:rPr>
-            <w:rStyle w:val="Hyperlink"/>
-            <w:b/>
-            <w:bCs/>
-            <w:i/>
-            <w:iCs/>
-          </w:rPr>
-          <w:t>3.2 Nơi tổ chức các lễ hội và nhiều chương trình nghệ thuật đặc sắc</w:t>
-        </w:r>
-      </w:hyperlink>
-      <w:hyperlink r:id="rId16" w:anchor="menu-4" w:history="1">
-        <w:r>
-          <w:rPr>
-            <w:rStyle w:val="Hyperlink"/>
-            <w:b/>
-            <w:bCs/>
-            <w:i/>
-            <w:iCs/>
-          </w:rPr>
-          <w:t>4. Một số lưu ý khi tham quan Tháp Nhạn Phú Yên</w:t>
-        </w:r>
-      </w:hyperlink>
-    </w:p>
-    <w:p>
-      <w:pPr>
-        <w:rPr>
-          <w:b/>
-          <w:bCs/>
-          <w:i/>
-          <w:iCs/>
-        </w:rPr>
-      </w:pPr>
-      <w:r>
-        <w:rPr>
-          <w:b/>
-          <w:bCs/>
           <w:i/>
           <w:iCs/>
         </w:rPr>
@@ -283,27 +42,21 @@
     <w:p>
       <w:pPr>
         <w:rPr>
-          <w:b/>
-          <w:bCs/>
           <w:i/>
           <w:iCs/>
         </w:rPr>
       </w:pPr>
       <w:r>
         <w:rPr>
-          <w:b/>
-          <w:bCs/>
           <w:i/>
           <w:iCs/>
         </w:rPr>
         <w:t>Theo </w:t>
       </w:r>
-      <w:hyperlink r:id="rId17" w:tgtFrame="_blank" w:history="1">
+      <w:hyperlink r:id="rId5" w:tgtFrame="_blank" w:history="1">
         <w:r>
           <w:rPr>
             <w:rStyle w:val="Hyperlink"/>
-            <w:b/>
-            <w:bCs/>
             <w:i/>
             <w:iCs/>
           </w:rPr>
@@ -312,8 +65,6 @@
       </w:hyperlink>
       <w:r>
         <w:rPr>
-          <w:b/>
-          <w:bCs/>
           <w:i/>
           <w:iCs/>
         </w:rPr>
@@ -323,16 +74,12 @@
     <w:p>
       <w:pPr>
         <w:rPr>
-          <w:b/>
-          <w:bCs/>
           <w:i/>
           <w:iCs/>
         </w:rPr>
       </w:pPr>
       <w:r>
         <w:rPr>
-          <w:b/>
-          <w:bCs/>
           <w:i/>
           <w:iCs/>
         </w:rPr>
@@ -342,36 +89,27 @@
     <w:p>
       <w:pPr>
         <w:rPr>
-          <w:b/>
-          <w:bCs/>
           <w:i/>
           <w:iCs/>
         </w:rPr>
       </w:pPr>
       <w:r>
         <w:rPr>
-          <w:b/>
-          <w:bCs/>
-          <w:i/>
-          <w:iCs/>
-        </w:rPr>
-        <w:lastRenderedPageBreak/>
+          <w:i/>
+          <w:iCs/>
+        </w:rPr>
         <w:t>Được xây dựng từ cuối thế kỷ XI, đầu thế kỷ XII, tọa lạc uy nghi trên đỉnh núi Nhạn, Tháp Nhạn đã từ lâu trở thành biểu tượng của Phú Yên và là chốn check in sống ảo không thể bỏ qua của giới đam mê du lịch.</w:t>
       </w:r>
     </w:p>
     <w:p>
       <w:pPr>
         <w:rPr>
-          <w:b/>
-          <w:bCs/>
           <w:i/>
           <w:iCs/>
         </w:rPr>
       </w:pPr>
       <w:r>
         <w:rPr>
-          <w:b/>
-          <w:bCs/>
           <w:i/>
           <w:iCs/>
         </w:rPr>
@@ -381,16 +119,12 @@
     <w:p>
       <w:pPr>
         <w:rPr>
-          <w:b/>
-          <w:bCs/>
           <w:i/>
           <w:iCs/>
         </w:rPr>
       </w:pPr>
       <w:r>
         <w:rPr>
-          <w:b/>
-          <w:bCs/>
           <w:i/>
           <w:iCs/>
         </w:rPr>
@@ -400,16 +134,12 @@
     <w:p>
       <w:pPr>
         <w:rPr>
-          <w:b/>
-          <w:bCs/>
           <w:i/>
           <w:iCs/>
         </w:rPr>
       </w:pPr>
       <w:r>
         <w:rPr>
-          <w:b/>
-          <w:bCs/>
           <w:i/>
           <w:iCs/>
         </w:rPr>
@@ -419,16 +149,12 @@
     <w:p>
       <w:pPr>
         <w:rPr>
-          <w:b/>
-          <w:bCs/>
           <w:i/>
           <w:iCs/>
         </w:rPr>
       </w:pPr>
       <w:r>
         <w:rPr>
-          <w:b/>
-          <w:bCs/>
           <w:i/>
           <w:iCs/>
         </w:rPr>
@@ -438,122 +164,12 @@
     <w:p>
       <w:pPr>
         <w:rPr>
-          <w:b/>
-          <w:bCs/>
           <w:i/>
           <w:iCs/>
         </w:rPr>
       </w:pPr>
       <w:r>
         <w:rPr>
-          <w:b/>
-          <w:bCs/>
-          <w:i/>
-          <w:iCs/>
-        </w:rPr>
-        <w:t>Xem thêm: </w:t>
-      </w:r>
-      <w:hyperlink r:id="rId18" w:tgtFrame="_blank" w:history="1">
-        <w:r>
-          <w:rPr>
-            <w:rStyle w:val="Hyperlink"/>
-            <w:b/>
-            <w:bCs/>
-            <w:i/>
-            <w:iCs/>
-          </w:rPr>
-          <w:t>Tháp bà Ponagar Nha Trang - Quần thể kiến trúc nổi bật của người Chăm Pa cổ xưa</w:t>
-        </w:r>
-      </w:hyperlink>
-      <w:r>
-        <w:rPr>
-          <w:b/>
-          <w:bCs/>
-          <w:i/>
-          <w:iCs/>
-        </w:rPr>
-        <w:t> </w:t>
-      </w:r>
-    </w:p>
-    <w:p>
-      <w:pPr>
-        <w:rPr>
-          <w:b/>
-          <w:bCs/>
-          <w:i/>
-          <w:iCs/>
-        </w:rPr>
-      </w:pPr>
-      <w:r>
-        <w:rPr>
-          <w:b/>
-          <w:bCs/>
-          <w:i/>
-          <w:iCs/>
-        </w:rPr>
-        <w:drawing>
-          <wp:inline distT="0" distB="0" distL="0" distR="0" wp14:anchorId="108C7BB7" wp14:editId="4CC68BEE">
-            <wp:extent cx="5943600" cy="4314825"/>
-            <wp:effectExtent l="0" t="0" r="0" b="9525"/>
-            <wp:docPr id="1277945580" name="Picture 506" descr="Tháp Nhạn Phú Yên - Ngọn Tháp cổ xưa của người Chăm ẩn chứa nhiều điều lý thú 2"/>
-            <wp:cNvGraphicFramePr>
-              <a:graphicFrameLocks xmlns:a="http://schemas.openxmlformats.org/drawingml/2006/main" noChangeAspect="1"/>
-            </wp:cNvGraphicFramePr>
-            <a:graphic xmlns:a="http://schemas.openxmlformats.org/drawingml/2006/main">
-              <a:graphicData uri="http://schemas.openxmlformats.org/drawingml/2006/picture">
-                <pic:pic xmlns:pic="http://schemas.openxmlformats.org/drawingml/2006/picture">
-                  <pic:nvPicPr>
-                    <pic:cNvPr id="0" name="Picture 1758" descr="Tháp Nhạn Phú Yên - Ngọn Tháp cổ xưa của người Chăm ẩn chứa nhiều điều lý thú 2"/>
-                    <pic:cNvPicPr>
-                      <a:picLocks noChangeAspect="1" noChangeArrowheads="1"/>
-                    </pic:cNvPicPr>
-                  </pic:nvPicPr>
-                  <pic:blipFill>
-                    <a:blip r:embed="rId19">
-                      <a:extLst>
-                        <a:ext uri="{28A0092B-C50C-407E-A947-70E740481C1C}">
-                          <a14:useLocalDpi xmlns:a14="http://schemas.microsoft.com/office/drawing/2010/main" val="0"/>
-                        </a:ext>
-                      </a:extLst>
-                    </a:blip>
-                    <a:srcRect/>
-                    <a:stretch>
-                      <a:fillRect/>
-                    </a:stretch>
-                  </pic:blipFill>
-                  <pic:spPr bwMode="auto">
-                    <a:xfrm>
-                      <a:off x="0" y="0"/>
-                      <a:ext cx="5943600" cy="4314825"/>
-                    </a:xfrm>
-                    <a:prstGeom prst="rect">
-                      <a:avLst/>
-                    </a:prstGeom>
-                    <a:noFill/>
-                    <a:ln>
-                      <a:noFill/>
-                    </a:ln>
-                  </pic:spPr>
-                </pic:pic>
-              </a:graphicData>
-            </a:graphic>
-          </wp:inline>
-        </w:drawing>
-      </w:r>
-    </w:p>
-    <w:p>
-      <w:pPr>
-        <w:rPr>
-          <w:b/>
-          <w:bCs/>
-          <w:i/>
-          <w:iCs/>
-        </w:rPr>
-      </w:pPr>
-      <w:r>
-        <w:rPr>
-          <w:b/>
-          <w:bCs/>
           <w:i/>
           <w:iCs/>
         </w:rPr>
@@ -563,16 +179,12 @@
     <w:p>
       <w:pPr>
         <w:rPr>
-          <w:b/>
-          <w:bCs/>
           <w:i/>
           <w:iCs/>
         </w:rPr>
       </w:pPr>
       <w:r>
         <w:rPr>
-          <w:b/>
-          <w:bCs/>
           <w:i/>
           <w:iCs/>
         </w:rPr>
@@ -581,8 +193,6 @@
       <w:proofErr w:type="gramStart"/>
       <w:r>
         <w:rPr>
-          <w:b/>
-          <w:bCs/>
           <w:i/>
           <w:iCs/>
         </w:rPr>
@@ -591,27 +201,29 @@
       <w:proofErr w:type="gramEnd"/>
       <w:r>
         <w:rPr>
-          <w:b/>
-          <w:bCs/>
-          <w:i/>
-          <w:iCs/>
-        </w:rPr>
-        <w:t xml:space="preserve"> để họ học cách mưu sinh. Sau khi tiên nữ quay trở lại cõi tiên, người dân Champa vì thương nhớ và muốn khắc ghi công ơn người khai sáng cho dân tộc mình nên đã xây nên ngọn Tháp Nhạn ấy để phụng thờ.</w:t>
+          <w:i/>
+          <w:iCs/>
+        </w:rPr>
+        <w:t xml:space="preserve"> để họ học cách mưu </w:t>
+      </w:r>
+      <w:r>
+        <w:rPr>
+          <w:i/>
+          <w:iCs/>
+        </w:rPr>
+        <w:lastRenderedPageBreak/>
+        <w:t>sinh. Sau khi tiên nữ quay trở lại cõi tiên, người dân Champa vì thương nhớ và muốn khắc ghi công ơn người khai sáng cho dân tộc mình nên đã xây nên ngọn Tháp Nhạn ấy để phụng thờ.</w:t>
       </w:r>
     </w:p>
     <w:p>
       <w:pPr>
         <w:rPr>
-          <w:b/>
-          <w:bCs/>
           <w:i/>
           <w:iCs/>
         </w:rPr>
       </w:pPr>
       <w:r>
         <w:rPr>
-          <w:b/>
-          <w:bCs/>
           <w:i/>
           <w:iCs/>
         </w:rPr>
@@ -621,16 +233,12 @@
     <w:p>
       <w:pPr>
         <w:rPr>
-          <w:b/>
-          <w:bCs/>
           <w:i/>
           <w:iCs/>
         </w:rPr>
       </w:pPr>
       <w:r>
         <w:rPr>
-          <w:b/>
-          <w:bCs/>
           <w:i/>
           <w:iCs/>
         </w:rPr>
@@ -640,101 +248,12 @@
     <w:p>
       <w:pPr>
         <w:rPr>
-          <w:b/>
-          <w:bCs/>
           <w:i/>
           <w:iCs/>
         </w:rPr>
       </w:pPr>
       <w:r>
         <w:rPr>
-          <w:b/>
-          <w:bCs/>
-          <w:i/>
-          <w:iCs/>
-        </w:rPr>
-        <w:drawing>
-          <wp:inline distT="0" distB="0" distL="0" distR="0" wp14:anchorId="7872D58C" wp14:editId="7DD56648">
-            <wp:extent cx="5943600" cy="3343275"/>
-            <wp:effectExtent l="0" t="0" r="0" b="9525"/>
-            <wp:docPr id="1634955373" name="Picture 505" descr="Tháp Nhạn Phú Yên - Ngọn Tháp cổ xưa của người Chăm ẩn chứa nhiều điều lý thú 3"/>
-            <wp:cNvGraphicFramePr>
-              <a:graphicFrameLocks xmlns:a="http://schemas.openxmlformats.org/drawingml/2006/main" noChangeAspect="1"/>
-            </wp:cNvGraphicFramePr>
-            <a:graphic xmlns:a="http://schemas.openxmlformats.org/drawingml/2006/main">
-              <a:graphicData uri="http://schemas.openxmlformats.org/drawingml/2006/picture">
-                <pic:pic xmlns:pic="http://schemas.openxmlformats.org/drawingml/2006/picture">
-                  <pic:nvPicPr>
-                    <pic:cNvPr id="0" name="Picture 1759" descr="Tháp Nhạn Phú Yên - Ngọn Tháp cổ xưa của người Chăm ẩn chứa nhiều điều lý thú 3"/>
-                    <pic:cNvPicPr>
-                      <a:picLocks noChangeAspect="1" noChangeArrowheads="1"/>
-                    </pic:cNvPicPr>
-                  </pic:nvPicPr>
-                  <pic:blipFill>
-                    <a:blip r:embed="rId20">
-                      <a:extLst>
-                        <a:ext uri="{28A0092B-C50C-407E-A947-70E740481C1C}">
-                          <a14:useLocalDpi xmlns:a14="http://schemas.microsoft.com/office/drawing/2010/main" val="0"/>
-                        </a:ext>
-                      </a:extLst>
-                    </a:blip>
-                    <a:srcRect/>
-                    <a:stretch>
-                      <a:fillRect/>
-                    </a:stretch>
-                  </pic:blipFill>
-                  <pic:spPr bwMode="auto">
-                    <a:xfrm>
-                      <a:off x="0" y="0"/>
-                      <a:ext cx="5943600" cy="3343275"/>
-                    </a:xfrm>
-                    <a:prstGeom prst="rect">
-                      <a:avLst/>
-                    </a:prstGeom>
-                    <a:noFill/>
-                    <a:ln>
-                      <a:noFill/>
-                    </a:ln>
-                  </pic:spPr>
-                </pic:pic>
-              </a:graphicData>
-            </a:graphic>
-          </wp:inline>
-        </w:drawing>
-      </w:r>
-    </w:p>
-    <w:p>
-      <w:pPr>
-        <w:rPr>
-          <w:b/>
-          <w:bCs/>
-          <w:i/>
-          <w:iCs/>
-        </w:rPr>
-      </w:pPr>
-      <w:r>
-        <w:rPr>
-          <w:b/>
-          <w:bCs/>
-          <w:i/>
-          <w:iCs/>
-        </w:rPr>
-        <w:t>Tháp Nhạn Phú Yên được xây theo tỉ lệ cân đối với ba phần, càng lên cao càng thu nhỏ lại</w:t>
-      </w:r>
-    </w:p>
-    <w:p>
-      <w:pPr>
-        <w:rPr>
-          <w:b/>
-          <w:bCs/>
-          <w:i/>
-          <w:iCs/>
-        </w:rPr>
-      </w:pPr>
-      <w:r>
-        <w:rPr>
-          <w:b/>
-          <w:bCs/>
           <w:i/>
           <w:iCs/>
         </w:rPr>
@@ -744,16 +263,12 @@
     <w:p>
       <w:pPr>
         <w:rPr>
-          <w:b/>
-          <w:bCs/>
           <w:i/>
           <w:iCs/>
         </w:rPr>
       </w:pPr>
       <w:r>
         <w:rPr>
-          <w:b/>
-          <w:bCs/>
           <w:i/>
           <w:iCs/>
         </w:rPr>
@@ -763,101 +278,12 @@
     <w:p>
       <w:pPr>
         <w:rPr>
-          <w:b/>
-          <w:bCs/>
           <w:i/>
           <w:iCs/>
         </w:rPr>
       </w:pPr>
       <w:r>
         <w:rPr>
-          <w:b/>
-          <w:bCs/>
-          <w:i/>
-          <w:iCs/>
-        </w:rPr>
-        <w:drawing>
-          <wp:inline distT="0" distB="0" distL="0" distR="0" wp14:anchorId="6877534B" wp14:editId="3FF9B655">
-            <wp:extent cx="5943600" cy="3962400"/>
-            <wp:effectExtent l="0" t="0" r="0" b="0"/>
-            <wp:docPr id="2043659618" name="Picture 504" descr="Tháp Nhạn Phú Yên - Ngọn Tháp cổ xưa của người Chăm ẩn chứa nhiều điều lý thú 4"/>
-            <wp:cNvGraphicFramePr>
-              <a:graphicFrameLocks xmlns:a="http://schemas.openxmlformats.org/drawingml/2006/main" noChangeAspect="1"/>
-            </wp:cNvGraphicFramePr>
-            <a:graphic xmlns:a="http://schemas.openxmlformats.org/drawingml/2006/main">
-              <a:graphicData uri="http://schemas.openxmlformats.org/drawingml/2006/picture">
-                <pic:pic xmlns:pic="http://schemas.openxmlformats.org/drawingml/2006/picture">
-                  <pic:nvPicPr>
-                    <pic:cNvPr id="0" name="Picture 1760" descr="Tháp Nhạn Phú Yên - Ngọn Tháp cổ xưa của người Chăm ẩn chứa nhiều điều lý thú 4"/>
-                    <pic:cNvPicPr>
-                      <a:picLocks noChangeAspect="1" noChangeArrowheads="1"/>
-                    </pic:cNvPicPr>
-                  </pic:nvPicPr>
-                  <pic:blipFill>
-                    <a:blip r:embed="rId21">
-                      <a:extLst>
-                        <a:ext uri="{28A0092B-C50C-407E-A947-70E740481C1C}">
-                          <a14:useLocalDpi xmlns:a14="http://schemas.microsoft.com/office/drawing/2010/main" val="0"/>
-                        </a:ext>
-                      </a:extLst>
-                    </a:blip>
-                    <a:srcRect/>
-                    <a:stretch>
-                      <a:fillRect/>
-                    </a:stretch>
-                  </pic:blipFill>
-                  <pic:spPr bwMode="auto">
-                    <a:xfrm>
-                      <a:off x="0" y="0"/>
-                      <a:ext cx="5943600" cy="3962400"/>
-                    </a:xfrm>
-                    <a:prstGeom prst="rect">
-                      <a:avLst/>
-                    </a:prstGeom>
-                    <a:noFill/>
-                    <a:ln>
-                      <a:noFill/>
-                    </a:ln>
-                  </pic:spPr>
-                </pic:pic>
-              </a:graphicData>
-            </a:graphic>
-          </wp:inline>
-        </w:drawing>
-      </w:r>
-    </w:p>
-    <w:p>
-      <w:pPr>
-        <w:rPr>
-          <w:b/>
-          <w:bCs/>
-          <w:i/>
-          <w:iCs/>
-        </w:rPr>
-      </w:pPr>
-      <w:r>
-        <w:rPr>
-          <w:b/>
-          <w:bCs/>
-          <w:i/>
-          <w:iCs/>
-        </w:rPr>
-        <w:t>Tháp Nhạn Phú Yên được xếp hạng là Di tích kiến trúc – nghệ thuật cấp Quốc gia</w:t>
-      </w:r>
-    </w:p>
-    <w:p>
-      <w:pPr>
-        <w:rPr>
-          <w:b/>
-          <w:bCs/>
-          <w:i/>
-          <w:iCs/>
-        </w:rPr>
-      </w:pPr>
-      <w:r>
-        <w:rPr>
-          <w:b/>
-          <w:bCs/>
           <w:i/>
           <w:iCs/>
         </w:rPr>
@@ -867,16 +293,12 @@
     <w:p>
       <w:pPr>
         <w:rPr>
-          <w:b/>
-          <w:bCs/>
           <w:i/>
           <w:iCs/>
         </w:rPr>
       </w:pPr>
       <w:r>
         <w:rPr>
-          <w:b/>
-          <w:bCs/>
           <w:i/>
           <w:iCs/>
         </w:rPr>
@@ -886,16 +308,12 @@
     <w:p>
       <w:pPr>
         <w:rPr>
-          <w:b/>
-          <w:bCs/>
           <w:i/>
           <w:iCs/>
         </w:rPr>
       </w:pPr>
       <w:r>
         <w:rPr>
-          <w:b/>
-          <w:bCs/>
           <w:i/>
           <w:iCs/>
         </w:rPr>
@@ -905,27 +323,21 @@
     <w:p>
       <w:pPr>
         <w:rPr>
-          <w:b/>
-          <w:bCs/>
           <w:i/>
           <w:iCs/>
         </w:rPr>
       </w:pPr>
       <w:r>
         <w:rPr>
-          <w:b/>
-          <w:bCs/>
           <w:i/>
           <w:iCs/>
         </w:rPr>
         <w:t>Nếu có cơ hội </w:t>
       </w:r>
-      <w:hyperlink r:id="rId22" w:tgtFrame="_blank" w:history="1">
+      <w:hyperlink r:id="rId6" w:tgtFrame="_blank" w:history="1">
         <w:r>
           <w:rPr>
             <w:rStyle w:val="Hyperlink"/>
-            <w:b/>
-            <w:bCs/>
             <w:i/>
             <w:iCs/>
           </w:rPr>
@@ -934,8 +346,6 @@
       </w:hyperlink>
       <w:r>
         <w:rPr>
-          <w:b/>
-          <w:bCs/>
           <w:i/>
           <w:iCs/>
         </w:rPr>
@@ -945,101 +355,12 @@
     <w:p>
       <w:pPr>
         <w:rPr>
-          <w:b/>
-          <w:bCs/>
           <w:i/>
           <w:iCs/>
         </w:rPr>
       </w:pPr>
       <w:r>
         <w:rPr>
-          <w:b/>
-          <w:bCs/>
-          <w:i/>
-          <w:iCs/>
-        </w:rPr>
-        <w:drawing>
-          <wp:inline distT="0" distB="0" distL="0" distR="0" wp14:anchorId="44C352C4" wp14:editId="22F552C5">
-            <wp:extent cx="5943600" cy="3344545"/>
-            <wp:effectExtent l="0" t="0" r="0" b="8255"/>
-            <wp:docPr id="369081512" name="Picture 503" descr="Tháp Nhạn Phú Yên - Ngọn Tháp cổ xưa của người Chăm ẩn chứa nhiều điều lý thú 5"/>
-            <wp:cNvGraphicFramePr>
-              <a:graphicFrameLocks xmlns:a="http://schemas.openxmlformats.org/drawingml/2006/main" noChangeAspect="1"/>
-            </wp:cNvGraphicFramePr>
-            <a:graphic xmlns:a="http://schemas.openxmlformats.org/drawingml/2006/main">
-              <a:graphicData uri="http://schemas.openxmlformats.org/drawingml/2006/picture">
-                <pic:pic xmlns:pic="http://schemas.openxmlformats.org/drawingml/2006/picture">
-                  <pic:nvPicPr>
-                    <pic:cNvPr id="0" name="Picture 1761" descr="Tháp Nhạn Phú Yên - Ngọn Tháp cổ xưa của người Chăm ẩn chứa nhiều điều lý thú 5"/>
-                    <pic:cNvPicPr>
-                      <a:picLocks noChangeAspect="1" noChangeArrowheads="1"/>
-                    </pic:cNvPicPr>
-                  </pic:nvPicPr>
-                  <pic:blipFill>
-                    <a:blip r:embed="rId23">
-                      <a:extLst>
-                        <a:ext uri="{28A0092B-C50C-407E-A947-70E740481C1C}">
-                          <a14:useLocalDpi xmlns:a14="http://schemas.microsoft.com/office/drawing/2010/main" val="0"/>
-                        </a:ext>
-                      </a:extLst>
-                    </a:blip>
-                    <a:srcRect/>
-                    <a:stretch>
-                      <a:fillRect/>
-                    </a:stretch>
-                  </pic:blipFill>
-                  <pic:spPr bwMode="auto">
-                    <a:xfrm>
-                      <a:off x="0" y="0"/>
-                      <a:ext cx="5943600" cy="3344545"/>
-                    </a:xfrm>
-                    <a:prstGeom prst="rect">
-                      <a:avLst/>
-                    </a:prstGeom>
-                    <a:noFill/>
-                    <a:ln>
-                      <a:noFill/>
-                    </a:ln>
-                  </pic:spPr>
-                </pic:pic>
-              </a:graphicData>
-            </a:graphic>
-          </wp:inline>
-        </w:drawing>
-      </w:r>
-    </w:p>
-    <w:p>
-      <w:pPr>
-        <w:rPr>
-          <w:b/>
-          <w:bCs/>
-          <w:i/>
-          <w:iCs/>
-        </w:rPr>
-      </w:pPr>
-      <w:r>
-        <w:rPr>
-          <w:b/>
-          <w:bCs/>
-          <w:i/>
-          <w:iCs/>
-        </w:rPr>
-        <w:t>Đường lên Tháp Nhạn Phú Yên hơi dốc và quanh co nhưng khá dễ tìm và cực kỳ an toàn</w:t>
-      </w:r>
-    </w:p>
-    <w:p>
-      <w:pPr>
-        <w:rPr>
-          <w:b/>
-          <w:bCs/>
-          <w:i/>
-          <w:iCs/>
-        </w:rPr>
-      </w:pPr>
-      <w:r>
-        <w:rPr>
-          <w:b/>
-          <w:bCs/>
           <w:i/>
           <w:iCs/>
         </w:rPr>
@@ -1049,16 +370,12 @@
     <w:p>
       <w:pPr>
         <w:rPr>
-          <w:b/>
-          <w:bCs/>
           <w:i/>
           <w:iCs/>
         </w:rPr>
       </w:pPr>
       <w:r>
         <w:rPr>
-          <w:b/>
-          <w:bCs/>
           <w:i/>
           <w:iCs/>
         </w:rPr>
@@ -1068,26 +385,12 @@
     <w:p>
       <w:pPr>
         <w:rPr>
-          <w:b/>
-          <w:bCs/>
-          <w:i/>
-          <w:iCs/>
-        </w:rPr>
-      </w:pPr>
-    </w:p>
-    <w:p>
-      <w:pPr>
-        <w:rPr>
-          <w:b/>
-          <w:bCs/>
           <w:i/>
           <w:iCs/>
         </w:rPr>
       </w:pPr>
       <w:r>
         <w:rPr>
-          <w:b/>
-          <w:bCs/>
           <w:i/>
           <w:iCs/>
         </w:rPr>
@@ -1097,16 +400,12 @@
     <w:p>
       <w:pPr>
         <w:rPr>
-          <w:b/>
-          <w:bCs/>
           <w:i/>
           <w:iCs/>
         </w:rPr>
       </w:pPr>
       <w:r>
         <w:rPr>
-          <w:b/>
-          <w:bCs/>
           <w:i/>
           <w:iCs/>
         </w:rPr>
@@ -1116,16 +415,12 @@
     <w:p>
       <w:pPr>
         <w:rPr>
-          <w:b/>
-          <w:bCs/>
           <w:i/>
           <w:iCs/>
         </w:rPr>
       </w:pPr>
       <w:r>
         <w:rPr>
-          <w:b/>
-          <w:bCs/>
           <w:i/>
           <w:iCs/>
         </w:rPr>
@@ -1135,16 +430,12 @@
     <w:p>
       <w:pPr>
         <w:rPr>
-          <w:b/>
-          <w:bCs/>
           <w:i/>
           <w:iCs/>
         </w:rPr>
       </w:pPr>
       <w:r>
         <w:rPr>
-          <w:b/>
-          <w:bCs/>
           <w:i/>
           <w:iCs/>
         </w:rPr>
@@ -1154,82 +445,12 @@
     <w:p>
       <w:pPr>
         <w:rPr>
-          <w:b/>
-          <w:bCs/>
           <w:i/>
           <w:iCs/>
         </w:rPr>
       </w:pPr>
       <w:r>
         <w:rPr>
-          <w:b/>
-          <w:bCs/>
-          <w:i/>
-          <w:iCs/>
-        </w:rPr>
-        <w:drawing>
-          <wp:inline distT="0" distB="0" distL="0" distR="0" wp14:anchorId="144AFFF9" wp14:editId="12428B3F">
-            <wp:extent cx="5943600" cy="4323080"/>
-            <wp:effectExtent l="0" t="0" r="0" b="1270"/>
-            <wp:docPr id="1415926460" name="Picture 502" descr="Tháp Nhạn Phú Yên - Ngọn Tháp cổ xưa của người Chăm ẩn chứa nhiều điều lý thú 6"/>
-            <wp:cNvGraphicFramePr>
-              <a:graphicFrameLocks xmlns:a="http://schemas.openxmlformats.org/drawingml/2006/main" noChangeAspect="1"/>
-            </wp:cNvGraphicFramePr>
-            <a:graphic xmlns:a="http://schemas.openxmlformats.org/drawingml/2006/main">
-              <a:graphicData uri="http://schemas.openxmlformats.org/drawingml/2006/picture">
-                <pic:pic xmlns:pic="http://schemas.openxmlformats.org/drawingml/2006/picture">
-                  <pic:nvPicPr>
-                    <pic:cNvPr id="0" name="Picture 1762" descr="Tháp Nhạn Phú Yên - Ngọn Tháp cổ xưa của người Chăm ẩn chứa nhiều điều lý thú 6"/>
-                    <pic:cNvPicPr>
-                      <a:picLocks noChangeAspect="1" noChangeArrowheads="1"/>
-                    </pic:cNvPicPr>
-                  </pic:nvPicPr>
-                  <pic:blipFill>
-                    <a:blip r:embed="rId24">
-                      <a:extLst>
-                        <a:ext uri="{28A0092B-C50C-407E-A947-70E740481C1C}">
-                          <a14:useLocalDpi xmlns:a14="http://schemas.microsoft.com/office/drawing/2010/main" val="0"/>
-                        </a:ext>
-                      </a:extLst>
-                    </a:blip>
-                    <a:srcRect/>
-                    <a:stretch>
-                      <a:fillRect/>
-                    </a:stretch>
-                  </pic:blipFill>
-                  <pic:spPr bwMode="auto">
-                    <a:xfrm>
-                      <a:off x="0" y="0"/>
-                      <a:ext cx="5943600" cy="4323080"/>
-                    </a:xfrm>
-                    <a:prstGeom prst="rect">
-                      <a:avLst/>
-                    </a:prstGeom>
-                    <a:noFill/>
-                    <a:ln>
-                      <a:noFill/>
-                    </a:ln>
-                  </pic:spPr>
-                </pic:pic>
-              </a:graphicData>
-            </a:graphic>
-          </wp:inline>
-        </w:drawing>
-      </w:r>
-    </w:p>
-    <w:p>
-      <w:pPr>
-        <w:rPr>
-          <w:b/>
-          <w:bCs/>
-          <w:i/>
-          <w:iCs/>
-        </w:rPr>
-      </w:pPr>
-      <w:r>
-        <w:rPr>
-          <w:b/>
-          <w:bCs/>
           <w:i/>
           <w:iCs/>
         </w:rPr>
@@ -1239,16 +460,12 @@
     <w:p>
       <w:pPr>
         <w:rPr>
-          <w:b/>
-          <w:bCs/>
           <w:i/>
           <w:iCs/>
         </w:rPr>
       </w:pPr>
       <w:r>
         <w:rPr>
-          <w:b/>
-          <w:bCs/>
           <w:i/>
           <w:iCs/>
         </w:rPr>
@@ -1258,16 +475,12 @@
     <w:p>
       <w:pPr>
         <w:rPr>
-          <w:b/>
-          <w:bCs/>
           <w:i/>
           <w:iCs/>
         </w:rPr>
       </w:pPr>
       <w:r>
         <w:rPr>
-          <w:b/>
-          <w:bCs/>
           <w:i/>
           <w:iCs/>
         </w:rPr>
@@ -1277,82 +490,12 @@
     <w:p>
       <w:pPr>
         <w:rPr>
-          <w:b/>
-          <w:bCs/>
           <w:i/>
           <w:iCs/>
         </w:rPr>
       </w:pPr>
       <w:r>
         <w:rPr>
-          <w:b/>
-          <w:bCs/>
-          <w:i/>
-          <w:iCs/>
-        </w:rPr>
-        <w:drawing>
-          <wp:inline distT="0" distB="0" distL="0" distR="0" wp14:anchorId="1C4AB3F9" wp14:editId="503DC26D">
-            <wp:extent cx="5943600" cy="4112895"/>
-            <wp:effectExtent l="0" t="0" r="0" b="1905"/>
-            <wp:docPr id="446725427" name="Picture 501" descr="Tháp Nhạn Phú Yên - Ngọn Tháp cổ xưa của người Chăm ẩn chứa nhiều điều lý thú 7"/>
-            <wp:cNvGraphicFramePr>
-              <a:graphicFrameLocks xmlns:a="http://schemas.openxmlformats.org/drawingml/2006/main" noChangeAspect="1"/>
-            </wp:cNvGraphicFramePr>
-            <a:graphic xmlns:a="http://schemas.openxmlformats.org/drawingml/2006/main">
-              <a:graphicData uri="http://schemas.openxmlformats.org/drawingml/2006/picture">
-                <pic:pic xmlns:pic="http://schemas.openxmlformats.org/drawingml/2006/picture">
-                  <pic:nvPicPr>
-                    <pic:cNvPr id="0" name="Picture 1763" descr="Tháp Nhạn Phú Yên - Ngọn Tháp cổ xưa của người Chăm ẩn chứa nhiều điều lý thú 7"/>
-                    <pic:cNvPicPr>
-                      <a:picLocks noChangeAspect="1" noChangeArrowheads="1"/>
-                    </pic:cNvPicPr>
-                  </pic:nvPicPr>
-                  <pic:blipFill>
-                    <a:blip r:embed="rId25">
-                      <a:extLst>
-                        <a:ext uri="{28A0092B-C50C-407E-A947-70E740481C1C}">
-                          <a14:useLocalDpi xmlns:a14="http://schemas.microsoft.com/office/drawing/2010/main" val="0"/>
-                        </a:ext>
-                      </a:extLst>
-                    </a:blip>
-                    <a:srcRect/>
-                    <a:stretch>
-                      <a:fillRect/>
-                    </a:stretch>
-                  </pic:blipFill>
-                  <pic:spPr bwMode="auto">
-                    <a:xfrm>
-                      <a:off x="0" y="0"/>
-                      <a:ext cx="5943600" cy="4112895"/>
-                    </a:xfrm>
-                    <a:prstGeom prst="rect">
-                      <a:avLst/>
-                    </a:prstGeom>
-                    <a:noFill/>
-                    <a:ln>
-                      <a:noFill/>
-                    </a:ln>
-                  </pic:spPr>
-                </pic:pic>
-              </a:graphicData>
-            </a:graphic>
-          </wp:inline>
-        </w:drawing>
-      </w:r>
-    </w:p>
-    <w:p>
-      <w:pPr>
-        <w:rPr>
-          <w:b/>
-          <w:bCs/>
-          <w:i/>
-          <w:iCs/>
-        </w:rPr>
-      </w:pPr>
-      <w:r>
-        <w:rPr>
-          <w:b/>
-          <w:bCs/>
           <w:i/>
           <w:iCs/>
         </w:rPr>
@@ -1362,16 +505,12 @@
     <w:p>
       <w:pPr>
         <w:rPr>
-          <w:b/>
-          <w:bCs/>
           <w:i/>
           <w:iCs/>
         </w:rPr>
       </w:pPr>
       <w:r>
         <w:rPr>
-          <w:b/>
-          <w:bCs/>
           <w:i/>
           <w:iCs/>
         </w:rPr>
@@ -1380,8 +519,6 @@
       <w:proofErr w:type="gramStart"/>
       <w:r>
         <w:rPr>
-          <w:b/>
-          <w:bCs/>
           <w:i/>
           <w:iCs/>
         </w:rPr>
@@ -1390,8 +527,6 @@
       <w:proofErr w:type="gramEnd"/>
       <w:r>
         <w:rPr>
-          <w:b/>
-          <w:bCs/>
           <w:i/>
           <w:iCs/>
         </w:rPr>
@@ -1401,16 +536,12 @@
     <w:p>
       <w:pPr>
         <w:rPr>
-          <w:b/>
-          <w:bCs/>
           <w:i/>
           <w:iCs/>
         </w:rPr>
       </w:pPr>
       <w:r>
         <w:rPr>
-          <w:b/>
-          <w:bCs/>
           <w:i/>
           <w:iCs/>
         </w:rPr>
@@ -1420,16 +551,12 @@
     <w:p>
       <w:pPr>
         <w:rPr>
-          <w:b/>
-          <w:bCs/>
           <w:i/>
           <w:iCs/>
         </w:rPr>
       </w:pPr>
       <w:r>
         <w:rPr>
-          <w:b/>
-          <w:bCs/>
           <w:i/>
           <w:iCs/>
         </w:rPr>
@@ -1439,82 +566,12 @@
     <w:p>
       <w:pPr>
         <w:rPr>
-          <w:b/>
-          <w:bCs/>
           <w:i/>
           <w:iCs/>
         </w:rPr>
       </w:pPr>
       <w:r>
         <w:rPr>
-          <w:b/>
-          <w:bCs/>
-          <w:i/>
-          <w:iCs/>
-        </w:rPr>
-        <w:drawing>
-          <wp:inline distT="0" distB="0" distL="0" distR="0" wp14:anchorId="78E719FD" wp14:editId="1CA8B1C7">
-            <wp:extent cx="5943600" cy="5943600"/>
-            <wp:effectExtent l="0" t="0" r="0" b="0"/>
-            <wp:docPr id="660181973" name="Picture 500" descr="Tháp Nhạn Phú Yên - Ngọn Tháp cổ xưa của người Chăm ẩn chứa nhiều điều lý thú 8"/>
-            <wp:cNvGraphicFramePr>
-              <a:graphicFrameLocks xmlns:a="http://schemas.openxmlformats.org/drawingml/2006/main" noChangeAspect="1"/>
-            </wp:cNvGraphicFramePr>
-            <a:graphic xmlns:a="http://schemas.openxmlformats.org/drawingml/2006/main">
-              <a:graphicData uri="http://schemas.openxmlformats.org/drawingml/2006/picture">
-                <pic:pic xmlns:pic="http://schemas.openxmlformats.org/drawingml/2006/picture">
-                  <pic:nvPicPr>
-                    <pic:cNvPr id="0" name="Picture 1764" descr="Tháp Nhạn Phú Yên - Ngọn Tháp cổ xưa của người Chăm ẩn chứa nhiều điều lý thú 8"/>
-                    <pic:cNvPicPr>
-                      <a:picLocks noChangeAspect="1" noChangeArrowheads="1"/>
-                    </pic:cNvPicPr>
-                  </pic:nvPicPr>
-                  <pic:blipFill>
-                    <a:blip r:embed="rId26">
-                      <a:extLst>
-                        <a:ext uri="{28A0092B-C50C-407E-A947-70E740481C1C}">
-                          <a14:useLocalDpi xmlns:a14="http://schemas.microsoft.com/office/drawing/2010/main" val="0"/>
-                        </a:ext>
-                      </a:extLst>
-                    </a:blip>
-                    <a:srcRect/>
-                    <a:stretch>
-                      <a:fillRect/>
-                    </a:stretch>
-                  </pic:blipFill>
-                  <pic:spPr bwMode="auto">
-                    <a:xfrm>
-                      <a:off x="0" y="0"/>
-                      <a:ext cx="5943600" cy="5943600"/>
-                    </a:xfrm>
-                    <a:prstGeom prst="rect">
-                      <a:avLst/>
-                    </a:prstGeom>
-                    <a:noFill/>
-                    <a:ln>
-                      <a:noFill/>
-                    </a:ln>
-                  </pic:spPr>
-                </pic:pic>
-              </a:graphicData>
-            </a:graphic>
-          </wp:inline>
-        </w:drawing>
-      </w:r>
-    </w:p>
-    <w:p>
-      <w:pPr>
-        <w:rPr>
-          <w:b/>
-          <w:bCs/>
-          <w:i/>
-          <w:iCs/>
-        </w:rPr>
-      </w:pPr>
-      <w:r>
-        <w:rPr>
-          <w:b/>
-          <w:bCs/>
           <w:i/>
           <w:iCs/>
         </w:rPr>
@@ -1524,16 +581,12 @@
     <w:p>
       <w:pPr>
         <w:rPr>
-          <w:b/>
-          <w:bCs/>
           <w:i/>
           <w:iCs/>
         </w:rPr>
       </w:pPr>
       <w:r>
         <w:rPr>
-          <w:b/>
-          <w:bCs/>
           <w:i/>
           <w:iCs/>
         </w:rPr>
@@ -1543,16 +596,12 @@
     <w:p>
       <w:pPr>
         <w:rPr>
-          <w:b/>
-          <w:bCs/>
           <w:i/>
           <w:iCs/>
         </w:rPr>
       </w:pPr>
       <w:r>
         <w:rPr>
-          <w:b/>
-          <w:bCs/>
           <w:i/>
           <w:iCs/>
         </w:rPr>
@@ -1562,16 +611,12 @@
     <w:p>
       <w:pPr>
         <w:rPr>
-          <w:b/>
-          <w:bCs/>
           <w:i/>
           <w:iCs/>
         </w:rPr>
       </w:pPr>
       <w:r>
         <w:rPr>
-          <w:b/>
-          <w:bCs/>
           <w:i/>
           <w:iCs/>
         </w:rPr>
@@ -1581,16 +626,12 @@
     <w:p>
       <w:pPr>
         <w:rPr>
-          <w:b/>
-          <w:bCs/>
           <w:i/>
           <w:iCs/>
         </w:rPr>
       </w:pPr>
       <w:r>
         <w:rPr>
-          <w:b/>
-          <w:bCs/>
           <w:i/>
           <w:iCs/>
         </w:rPr>
@@ -1600,82 +641,12 @@
     <w:p>
       <w:pPr>
         <w:rPr>
-          <w:b/>
-          <w:bCs/>
           <w:i/>
           <w:iCs/>
         </w:rPr>
       </w:pPr>
       <w:r>
         <w:rPr>
-          <w:b/>
-          <w:bCs/>
-          <w:i/>
-          <w:iCs/>
-        </w:rPr>
-        <w:drawing>
-          <wp:inline distT="0" distB="0" distL="0" distR="0" wp14:anchorId="54DD0A80" wp14:editId="3E8DD935">
-            <wp:extent cx="5943600" cy="3399790"/>
-            <wp:effectExtent l="0" t="0" r="0" b="0"/>
-            <wp:docPr id="619111105" name="Picture 499" descr="Tháp Nhạn Phú Yên - Ngọn Tháp cổ xưa của người Chăm ẩn chứa nhiều điều lý thú 9"/>
-            <wp:cNvGraphicFramePr>
-              <a:graphicFrameLocks xmlns:a="http://schemas.openxmlformats.org/drawingml/2006/main" noChangeAspect="1"/>
-            </wp:cNvGraphicFramePr>
-            <a:graphic xmlns:a="http://schemas.openxmlformats.org/drawingml/2006/main">
-              <a:graphicData uri="http://schemas.openxmlformats.org/drawingml/2006/picture">
-                <pic:pic xmlns:pic="http://schemas.openxmlformats.org/drawingml/2006/picture">
-                  <pic:nvPicPr>
-                    <pic:cNvPr id="0" name="Picture 1765" descr="Tháp Nhạn Phú Yên - Ngọn Tháp cổ xưa của người Chăm ẩn chứa nhiều điều lý thú 9"/>
-                    <pic:cNvPicPr>
-                      <a:picLocks noChangeAspect="1" noChangeArrowheads="1"/>
-                    </pic:cNvPicPr>
-                  </pic:nvPicPr>
-                  <pic:blipFill>
-                    <a:blip r:embed="rId27">
-                      <a:extLst>
-                        <a:ext uri="{28A0092B-C50C-407E-A947-70E740481C1C}">
-                          <a14:useLocalDpi xmlns:a14="http://schemas.microsoft.com/office/drawing/2010/main" val="0"/>
-                        </a:ext>
-                      </a:extLst>
-                    </a:blip>
-                    <a:srcRect/>
-                    <a:stretch>
-                      <a:fillRect/>
-                    </a:stretch>
-                  </pic:blipFill>
-                  <pic:spPr bwMode="auto">
-                    <a:xfrm>
-                      <a:off x="0" y="0"/>
-                      <a:ext cx="5943600" cy="3399790"/>
-                    </a:xfrm>
-                    <a:prstGeom prst="rect">
-                      <a:avLst/>
-                    </a:prstGeom>
-                    <a:noFill/>
-                    <a:ln>
-                      <a:noFill/>
-                    </a:ln>
-                  </pic:spPr>
-                </pic:pic>
-              </a:graphicData>
-            </a:graphic>
-          </wp:inline>
-        </w:drawing>
-      </w:r>
-    </w:p>
-    <w:p>
-      <w:pPr>
-        <w:rPr>
-          <w:b/>
-          <w:bCs/>
-          <w:i/>
-          <w:iCs/>
-        </w:rPr>
-      </w:pPr>
-      <w:r>
-        <w:rPr>
-          <w:b/>
-          <w:bCs/>
           <w:i/>
           <w:iCs/>
         </w:rPr>
@@ -1685,16 +656,12 @@
     <w:p>
       <w:pPr>
         <w:rPr>
-          <w:b/>
-          <w:bCs/>
           <w:i/>
           <w:iCs/>
         </w:rPr>
       </w:pPr>
       <w:r>
         <w:rPr>
-          <w:b/>
-          <w:bCs/>
           <w:i/>
           <w:iCs/>
         </w:rPr>
@@ -1704,16 +671,12 @@
     <w:p>
       <w:pPr>
         <w:rPr>
-          <w:b/>
-          <w:bCs/>
           <w:i/>
           <w:iCs/>
         </w:rPr>
       </w:pPr>
       <w:r>
         <w:rPr>
-          <w:b/>
-          <w:bCs/>
           <w:i/>
           <w:iCs/>
         </w:rPr>
@@ -1723,16 +686,12 @@
     <w:p>
       <w:pPr>
         <w:rPr>
-          <w:b/>
-          <w:bCs/>
           <w:i/>
           <w:iCs/>
         </w:rPr>
       </w:pPr>
       <w:r>
         <w:rPr>
-          <w:b/>
-          <w:bCs/>
           <w:i/>
           <w:iCs/>
         </w:rPr>
@@ -1742,16 +701,12 @@
     <w:p>
       <w:pPr>
         <w:rPr>
-          <w:b/>
-          <w:bCs/>
           <w:i/>
           <w:iCs/>
         </w:rPr>
       </w:pPr>
       <w:r>
         <w:rPr>
-          <w:b/>
-          <w:bCs/>
           <w:i/>
           <w:iCs/>
         </w:rPr>
@@ -1761,16 +716,12 @@
     <w:p>
       <w:pPr>
         <w:rPr>
-          <w:b/>
-          <w:bCs/>
           <w:i/>
           <w:iCs/>
         </w:rPr>
       </w:pPr>
       <w:r>
         <w:rPr>
-          <w:b/>
-          <w:bCs/>
           <w:i/>
           <w:iCs/>
         </w:rPr>
@@ -1780,16 +731,12 @@
     <w:p>
       <w:pPr>
         <w:rPr>
-          <w:b/>
-          <w:bCs/>
           <w:i/>
           <w:iCs/>
         </w:rPr>
       </w:pPr>
       <w:r>
         <w:rPr>
-          <w:b/>
-          <w:bCs/>
           <w:i/>
           <w:iCs/>
         </w:rPr>
